--- a/docs/ENTREGA_TIME2_AGENTE.docx
+++ b/docs/ENTREGA_TIME2_AGENTE.docx
@@ -88,6 +88,51 @@
           <w:color w:val="1F1F1F"/>
           <w:sz w:val="22"/>
         </w:rPr>
+        <w:t>Produto:</w:t>
+      </w:r>
+      <w:r>
+        <w:rPr>
+          <w:rFonts w:ascii="Calibri" w:hAnsi="Calibri"/>
+          <w:b w:val="0"/>
+          <w:i w:val="0"/>
+          <w:color w:val="1F1F1F"/>
+          <w:sz w:val="22"/>
+        </w:rPr>
+        <w:t xml:space="preserve"> </w:t>
+      </w:r>
+      <w:r>
+        <w:rPr>
+          <w:rFonts w:ascii="Calibri" w:hAnsi="Calibri"/>
+          <w:b/>
+          <w:i w:val="0"/>
+          <w:color w:val="1F1F1F"/>
+          <w:sz w:val="22"/>
+        </w:rPr>
+        <w:t>Predfy</w:t>
+      </w:r>
+      <w:r>
+        <w:rPr>
+          <w:rFonts w:ascii="Calibri" w:hAnsi="Calibri"/>
+          <w:b w:val="0"/>
+          <w:i w:val="0"/>
+          <w:color w:val="1F1F1F"/>
+          <w:sz w:val="22"/>
+        </w:rPr>
+        <w:t xml:space="preserve"> — camadas de Agente Predfy (Etapa 1), Documentos (Etapa 4), Intérprete Predfy (Etapa 5) e Caso de Evento Real (Etapa 6)</w:t>
+      </w:r>
+    </w:p>
+    <w:p>
+      <w:pPr>
+        <w:spacing w:after="80"/>
+      </w:pPr>
+      <w:r>
+        <w:rPr>
+          <w:rFonts w:ascii="Calibri" w:hAnsi="Calibri"/>
+          <w:b/>
+          <w:i w:val="0"/>
+          <w:color w:val="1F1F1F"/>
+          <w:sz w:val="22"/>
+        </w:rPr>
         <w:t>Data de entrega:</w:t>
       </w:r>
       <w:r>
@@ -240,7 +285,7 @@
                 <w:color w:val="1F1F1F"/>
                 <w:sz w:val="20"/>
               </w:rPr>
-              <w:t>Camada</w:t>
+              <w:t>Camada no Predfy</w:t>
             </w:r>
           </w:p>
         </w:tc>
@@ -259,7 +304,7 @@
                 <w:color w:val="1F1F1F"/>
                 <w:sz w:val="20"/>
               </w:rPr>
-              <w:t>Camada de Interação e Automação (Agente IA + RPA + relatórios)</w:t>
+              <w:t>Etapas 1, 4, 5 e 6 da jornada (Preparação + Pacote ZIP + Interpretação + Evento real)</w:t>
             </w:r>
           </w:p>
         </w:tc>
@@ -376,6 +421,46 @@
                 <w:sz w:val="20"/>
               </w:rPr>
               <w:t>Time 1 (Modelos Analíticos) — consome JSON do relatório H2O</w:t>
+            </w:r>
+          </w:p>
+        </w:tc>
+      </w:tr>
+      <w:tr>
+        <w:tc>
+          <w:tcPr>
+            <w:tcW w:type="dxa" w:w="4986"/>
+            <w:shd w:val="clear" w:color="auto" w:fill="F7F8FA"/>
+          </w:tcPr>
+          <w:p>
+            <w:r/>
+            <w:r>
+              <w:rPr>
+                <w:rFonts w:ascii="Calibri" w:hAnsi="Calibri"/>
+                <w:b w:val="0"/>
+                <w:i w:val="0"/>
+                <w:color w:val="1F1F1F"/>
+                <w:sz w:val="20"/>
+              </w:rPr>
+              <w:t>Repositório</w:t>
+            </w:r>
+          </w:p>
+        </w:tc>
+        <w:tc>
+          <w:tcPr>
+            <w:tcW w:type="dxa" w:w="4986"/>
+            <w:shd w:val="clear" w:color="auto" w:fill="F7F8FA"/>
+          </w:tcPr>
+          <w:p>
+            <w:r/>
+            <w:r>
+              <w:rPr>
+                <w:rFonts w:ascii="Calibri" w:hAnsi="Calibri"/>
+                <w:b w:val="0"/>
+                <w:i w:val="0"/>
+                <w:color w:val="1F1F1F"/>
+                <w:sz w:val="20"/>
+              </w:rPr>
+              <w:t>https://github.com/FranMarteen/hypercopa-disec-mvp (público)</w:t>
             </w:r>
           </w:p>
         </w:tc>
@@ -408,7 +493,7 @@
           <w:color w:val="1F1F1F"/>
           <w:sz w:val="22"/>
         </w:rPr>
-        <w:t xml:space="preserve">A camada de interação entrega um </w:t>
+        <w:t xml:space="preserve">A camada de interação do </w:t>
       </w:r>
       <w:r>
         <w:rPr>
@@ -418,7 +503,7 @@
           <w:color w:val="1F1F1F"/>
           <w:sz w:val="22"/>
         </w:rPr>
-        <w:t>Agente IA conversacional em dois caminhos</w:t>
+        <w:t>Predfy</w:t>
       </w:r>
       <w:r>
         <w:rPr>
@@ -428,7 +513,47 @@
           <w:color w:val="1F1F1F"/>
           <w:sz w:val="22"/>
         </w:rPr>
-        <w:t xml:space="preserve"> (OpenAI direto + Microsoft Copilot do Teams) integrado a uma jornada Streamlit com identidade visual BB. O agente conduz o usuário do CSV bruto ao relatório executivo em </w:t>
+        <w:t xml:space="preserve"> entrega um </w:t>
+      </w:r>
+      <w:r>
+        <w:rPr>
+          <w:rFonts w:ascii="Calibri" w:hAnsi="Calibri"/>
+          <w:b/>
+          <w:i w:val="0"/>
+          <w:color w:val="1F1F1F"/>
+          <w:sz w:val="22"/>
+        </w:rPr>
+        <w:t>Agente Predfy conversacional em três caminhos</w:t>
+      </w:r>
+      <w:r>
+        <w:rPr>
+          <w:rFonts w:ascii="Calibri" w:hAnsi="Calibri"/>
+          <w:b w:val="0"/>
+          <w:i w:val="0"/>
+          <w:color w:val="1F1F1F"/>
+          <w:sz w:val="22"/>
+        </w:rPr>
+        <w:t xml:space="preserve"> (OpenAI direto + Microsoft Copilot do Teams + </w:t>
+      </w:r>
+      <w:r>
+        <w:rPr>
+          <w:rFonts w:ascii="Calibri" w:hAnsi="Calibri"/>
+          <w:b/>
+          <w:i w:val="0"/>
+          <w:color w:val="1F1F1F"/>
+          <w:sz w:val="22"/>
+        </w:rPr>
+        <w:t>Modo demonstração offline para a banca</w:t>
+      </w:r>
+      <w:r>
+        <w:rPr>
+          <w:rFonts w:ascii="Calibri" w:hAnsi="Calibri"/>
+          <w:b w:val="0"/>
+          <w:i w:val="0"/>
+          <w:color w:val="1F1F1F"/>
+          <w:sz w:val="22"/>
+        </w:rPr>
+        <w:t xml:space="preserve">) integrado a uma jornada Streamlit com identidade visual BB e stepper visual de 7 etapas. O agente conduz o usuário do CSV bruto ao relatório executivo em </w:t>
       </w:r>
       <w:r>
         <w:rPr>
@@ -448,7 +573,22 @@
           <w:color w:val="1F1F1F"/>
           <w:sz w:val="22"/>
         </w:rPr>
-        <w:t xml:space="preserve">, sem código. A arquitetura </w:t>
+        <w:t>, sem código.</w:t>
+      </w:r>
+    </w:p>
+    <w:p>
+      <w:pPr>
+        <w:spacing w:after="80"/>
+      </w:pPr>
+      <w:r>
+        <w:rPr>
+          <w:rFonts w:ascii="Calibri" w:hAnsi="Calibri"/>
+          <w:b w:val="0"/>
+          <w:i w:val="0"/>
+          <w:color w:val="1F1F1F"/>
+          <w:sz w:val="22"/>
+        </w:rPr>
+        <w:t xml:space="preserve">A arquitetura </w:t>
       </w:r>
       <w:r>
         <w:rPr>
@@ -508,7 +648,79 @@
           <w:color w:val="1F1F1F"/>
           <w:sz w:val="22"/>
         </w:rPr>
-        <w:t xml:space="preserve">, decisão validada na Mentoria de Agentes IA (01-02/04). Os fluxos RPA de alertas via e-mail/Teams foram substituídos por </w:t>
+        <w:t>, decisão validada na Mentoria de Agentes IA (01-02/04). Os fluxos RPA de alertas via e-mail/Teams foram substituídos por:</w:t>
+      </w:r>
+    </w:p>
+    <w:p>
+      <w:pPr>
+        <w:pStyle w:val="ListBullet"/>
+        <w:spacing w:after="40"/>
+      </w:pPr>
+      <w:r>
+        <w:rPr>
+          <w:rFonts w:ascii="Calibri" w:hAnsi="Calibri"/>
+          <w:b/>
+          <w:i w:val="0"/>
+          <w:color w:val="1F1F1F"/>
+          <w:sz w:val="22"/>
+        </w:rPr>
+        <w:t>Intérprete Predfy</w:t>
+      </w:r>
+      <w:r>
+        <w:rPr>
+          <w:rFonts w:ascii="Calibri" w:hAnsi="Calibri"/>
+          <w:b w:val="0"/>
+          <w:i w:val="0"/>
+          <w:color w:val="1F1F1F"/>
+          <w:sz w:val="22"/>
+        </w:rPr>
+        <w:t xml:space="preserve"> rule-based local (</w:t>
+      </w:r>
+      <w:r>
+        <w:rPr>
+          <w:rFonts w:ascii="Consolas" w:hAnsi="Consolas"/>
+          <w:b w:val="0"/>
+          <w:i w:val="0"/>
+          <w:color w:val="1F1F1F"/>
+          <w:sz w:val="22"/>
+        </w:rPr>
+        <w:t>app/interprete_rules.py</w:t>
+      </w:r>
+      <w:r>
+        <w:rPr>
+          <w:rFonts w:ascii="Calibri" w:hAnsi="Calibri"/>
+          <w:b w:val="0"/>
+          <w:i w:val="0"/>
+          <w:color w:val="1F1F1F"/>
+          <w:sz w:val="22"/>
+        </w:rPr>
+        <w:t>) — UI estilo Teams que lê o JSON do relatório H2O e devolve resumo executivo + recomendações em PT-BR, sem rede externa.</w:t>
+      </w:r>
+    </w:p>
+    <w:p>
+      <w:pPr>
+        <w:pStyle w:val="ListBullet"/>
+        <w:spacing w:after="40"/>
+      </w:pPr>
+      <w:r>
+        <w:rPr>
+          <w:rFonts w:ascii="Calibri" w:hAnsi="Calibri"/>
+          <w:b/>
+          <w:i w:val="0"/>
+          <w:color w:val="1F1F1F"/>
+          <w:sz w:val="22"/>
+        </w:rPr>
+        <w:t>3 cenários pré-roteirizados</w:t>
+      </w:r>
+      <w:r>
+        <w:rPr>
+          <w:rFonts w:ascii="Calibri" w:hAnsi="Calibri"/>
+          <w:b w:val="0"/>
+          <w:i w:val="0"/>
+          <w:color w:val="1F1F1F"/>
+          <w:sz w:val="22"/>
+        </w:rPr>
+        <w:t xml:space="preserve"> na Etapa 6 (DICOI/DISUP/DITEC) com </w:t>
       </w:r>
       <w:r>
         <w:rPr>
@@ -518,7 +730,7 @@
           <w:color w:val="1F1F1F"/>
           <w:sz w:val="22"/>
         </w:rPr>
-        <w:t>interpretação executiva no Copilot do Teams</w:t>
+        <w:t>semáforo visual de risco</w:t>
       </w:r>
       <w:r>
         <w:rPr>
@@ -528,7 +740,33 @@
           <w:color w:val="1F1F1F"/>
           <w:sz w:val="22"/>
         </w:rPr>
-        <w:t>, que consome o JSON do relatório H2O e devolve recomendações acionáveis.</w:t>
+        <w:t xml:space="preserve"> 🟢/🟡/🔴.</w:t>
+      </w:r>
+    </w:p>
+    <w:p>
+      <w:pPr>
+        <w:pStyle w:val="ListBullet"/>
+        <w:spacing w:after="40"/>
+      </w:pPr>
+      <w:r>
+        <w:rPr>
+          <w:rFonts w:ascii="Calibri" w:hAnsi="Calibri"/>
+          <w:b/>
+          <w:i w:val="0"/>
+          <w:color w:val="1F1F1F"/>
+          <w:sz w:val="22"/>
+        </w:rPr>
+        <w:t>Pacote ZIP unificado</w:t>
+      </w:r>
+      <w:r>
+        <w:rPr>
+          <w:rFonts w:ascii="Calibri" w:hAnsi="Calibri"/>
+          <w:b w:val="0"/>
+          <w:i w:val="0"/>
+          <w:color w:val="1F1F1F"/>
+          <w:sz w:val="22"/>
+        </w:rPr>
+        <w:t xml:space="preserve"> na Etapa 4 (HTML + JSON + summary + canvas + instruções de reprodução) — banca anexa um único arquivo à entrega.</w:t>
       </w:r>
     </w:p>
     <w:p>

--- a/docs/ENTREGA_TIME2_AGENTE.docx
+++ b/docs/ENTREGA_TIME2_AGENTE.docx
@@ -377,12 +377,22 @@
             <w:r>
               <w:rPr>
                 <w:rFonts w:ascii="Calibri" w:hAnsi="Calibri"/>
+                <w:b/>
+                <w:i w:val="0"/>
+                <w:color w:val="1F1F1F"/>
+                <w:sz w:val="20"/>
+              </w:rPr>
+              <w:t>Time 2 — ECOA / CESUP-Contratações:</w:t>
+            </w:r>
+            <w:r>
+              <w:rPr>
+                <w:rFonts w:ascii="Calibri" w:hAnsi="Calibri"/>
                 <w:b w:val="0"/>
                 <w:i w:val="0"/>
                 <w:color w:val="1F1F1F"/>
                 <w:sz w:val="20"/>
               </w:rPr>
-              <w:t>Equipe HyperCopa DISEC 2026 — Capitão · Bento · João</w:t>
+              <w:t xml:space="preserve"> Bento 14 (capitão) · Felipe · Amélia · Vânia · Rafael</w:t>
             </w:r>
           </w:p>
         </w:tc>
@@ -720,7 +730,7 @@
           <w:color w:val="1F1F1F"/>
           <w:sz w:val="22"/>
         </w:rPr>
-        <w:t xml:space="preserve"> na Etapa 6 (DICOI/DISUP/DITEC) com </w:t>
+        <w:t xml:space="preserve"> na Etapa 6 (DICOI/DISEC/DITEC) com </w:t>
       </w:r>
       <w:r>
         <w:rPr>
@@ -1088,7 +1098,7 @@
                 <w:color w:val="1F1F1F"/>
                 <w:sz w:val="20"/>
               </w:rPr>
-              <w:t>Function calling tem cobertura suficiente para o caso de uso (preparação de dados). RAG normativo (Lei 14.133) virou roadmap.</w:t>
+              <w:t>Function calling tem cobertura suficiente para o caso de uso (preparação de dados). RAG normativo (Lei 13.303) virou roadmap.</w:t>
             </w:r>
           </w:p>
         </w:tc>
@@ -1730,7 +1740,7 @@
                 <w:color w:val="1F1F1F"/>
                 <w:sz w:val="20"/>
               </w:rPr>
-              <w:t>Modelo de vetores prematuro. Roadmap: RAG de Lei 14.133/21 e EAPs Padrão.</w:t>
+              <w:t>Modelo de vetores prematuro. Roadmap: RAG de Lei 13.303/16 e EAPs Padrão.</w:t>
             </w:r>
           </w:p>
         </w:tc>
@@ -2941,7 +2951,7 @@
           <w:color w:val="1F1F1F"/>
           <w:sz w:val="22"/>
         </w:rPr>
-        <w:t xml:space="preserve"> Function calling com 4 tools determinísticas atende preparação de dados com mais auditabilidade do que RAG. RAG fica para a evolução (jurisprudência Lei 14.133, EAPs Padrão).</w:t>
+        <w:t xml:space="preserve"> Function calling com 4 tools determinísticas atende preparação de dados com mais auditabilidade do que RAG. RAG fica para a evolução (jurisprudência Lei 13.303, EAPs Padrão).</w:t>
       </w:r>
     </w:p>
     <w:p>
@@ -6518,7 +6528,7 @@
           <w:color w:val="1F1F1F"/>
           <w:sz w:val="22"/>
         </w:rPr>
-        <w:t>RAG da Lei 14.133/21 + EAPs Padrão.</w:t>
+        <w:t>RAG da Lei 13.303/16 + EAPs Padrão.</w:t>
       </w:r>
       <w:r>
         <w:rPr>
@@ -6606,7 +6616,7 @@
           <w:color w:val="1F1F1F"/>
           <w:sz w:val="22"/>
         </w:rPr>
-        <w:t xml:space="preserve"> com 4 áreas-cliente (DICOI, DISUP, DITEC, GECOI) para aferir métrica de "satisfação dos gestores &gt; 4,0/5,0" da proposta original.</w:t>
+        <w:t xml:space="preserve"> com 4 áreas-cliente (DICOI, DISEC, DITEC, GECOI) para aferir métrica de "satisfação dos gestores &gt; 4,0/5,0" da proposta original.</w:t>
       </w:r>
     </w:p>
     <w:p>
